--- a/public/resume/Sean_Despain_Resume_Marketing_Growth.docx
+++ b/public/resume/Sean_Despain_Resume_Marketing_Growth.docx
@@ -21,7 +21,7 @@
     </w:p>
     <w:p>
       <w:pPr>
-        <w:spacing w:after="200"/>
+        <w:spacing w:after="40"/>
         <w:jc w:val="center"/>
       </w:pPr>
       <w:r>
@@ -31,7 +31,7 @@
           <w:sz w:val="19"/>
           <w:szCs w:val="19"/>
         </w:rPr>
-        <w:t xml:space="preserve">Provo, UT · seandespain@gmail.com · (435) 695-6954 · linkedin.com/in/sean-despain-560316116</w:t>
+        <w:t xml:space="preserve">Provo, UT · seandespain@gmail.com · (435) 695-6954 · linkedin.com/in/sean-despain-560316116 · seandespain.com</w:t>
       </w:r>
     </w:p>
     <w:p>

--- a/public/resume/Sean_Despain_Resume_Marketing_Growth.docx
+++ b/public/resume/Sean_Despain_Resume_Marketing_Growth.docx
@@ -135,7 +135,7 @@
           <w:sz w:val="21"/>
           <w:szCs w:val="21"/>
         </w:rPr>
-        <w:t xml:space="preserve"> — </w:t>
+        <w:t xml:space="preserve"> · </w:t>
       </w:r>
       <w:r>
         <w:rPr>
@@ -189,7 +189,7 @@
           <w:sz w:val="21"/>
           <w:szCs w:val="21"/>
         </w:rPr>
-        <w:t xml:space="preserve"> — </w:t>
+        <w:t xml:space="preserve"> · </w:t>
       </w:r>
       <w:r>
         <w:rPr>
@@ -243,7 +243,7 @@
           <w:sz w:val="21"/>
           <w:szCs w:val="21"/>
         </w:rPr>
-        <w:t xml:space="preserve"> — </w:t>
+        <w:t xml:space="preserve"> · </w:t>
       </w:r>
       <w:r>
         <w:rPr>
@@ -297,7 +297,7 @@
           <w:sz w:val="21"/>
           <w:szCs w:val="21"/>
         </w:rPr>
-        <w:t xml:space="preserve"> — </w:t>
+        <w:t xml:space="preserve"> · </w:t>
       </w:r>
       <w:r>
         <w:rPr>
@@ -362,7 +362,7 @@
           <w:sz w:val="21"/>
           <w:szCs w:val="21"/>
         </w:rPr>
-        <w:t xml:space="preserve">Co-Founder, CEO, Creative &amp; Product Lead — Peace Life</w:t>
+        <w:t xml:space="preserve">Co-Founder, CEO, Creative &amp; Product Lead · Peace Life</w:t>
       </w:r>
       <w:r>
         <w:rPr>
@@ -385,7 +385,7 @@
           <w:sz w:val="21"/>
           <w:szCs w:val="21"/>
         </w:rPr>
-        <w:t xml:space="preserve">Director of South America, Marketing &amp; Activities — Natural Worship (Nonprofit)</w:t>
+        <w:t xml:space="preserve">Director of South America, Marketing &amp; Activities · Natural Worship (Nonprofit)</w:t>
       </w:r>
       <w:r>
         <w:rPr>
@@ -408,7 +408,7 @@
           <w:sz w:val="21"/>
           <w:szCs w:val="21"/>
         </w:rPr>
-        <w:t xml:space="preserve">Founder &amp; CEO — Nectar CBD</w:t>
+        <w:t xml:space="preserve">Founder &amp; CEO · Nectar CBD</w:t>
       </w:r>
       <w:r>
         <w:rPr>
@@ -431,7 +431,7 @@
           <w:sz w:val="21"/>
           <w:szCs w:val="21"/>
         </w:rPr>
-        <w:t xml:space="preserve">Founder &amp; President — WIP Services LLC</w:t>
+        <w:t xml:space="preserve">Founder &amp; President · WIP Services LLC</w:t>
       </w:r>
       <w:r>
         <w:rPr>
@@ -471,7 +471,7 @@
           <w:sz w:val="20"/>
           <w:szCs w:val="20"/>
         </w:rPr>
-        <w:t xml:space="preserve">Utah Valley University — Coursework in Robotics &amp; Technology (2017–2019) · Content Marketing Certification (including AI-assisted marketing tools) · Business Growth &amp; Strategy Certification</w:t>
+        <w:t xml:space="preserve">Utah Valley University · Coursework in Robotics &amp; Technology (2017–2019) · Content Marketing Certification (including AI-assisted marketing tools) · Business Growth &amp; Strategy Certification</w:t>
       </w:r>
     </w:p>
     <w:sectPr>

--- a/public/resume/Sean_Despain_Resume_Marketing_Growth.docx
+++ b/public/resume/Sean_Despain_Resume_Marketing_Growth.docx
@@ -31,7 +31,7 @@
           <w:sz w:val="19"/>
           <w:szCs w:val="19"/>
         </w:rPr>
-        <w:t xml:space="preserve">Provo, UT · seandespain@gmail.com · (435) 695-6954 · linkedin.com/in/sean-despain-560316116 · seandespain.com</w:t>
+        <w:t xml:space="preserve">Heber, UT · seandespain@gmail.com · (435) 695-6954 · linkedin.com/in/sean-despain-560316116 · seandespain.com</w:t>
       </w:r>
     </w:p>
     <w:p>

--- a/public/resume/Sean_Despain_Resume_Marketing_Growth.docx
+++ b/public/resume/Sean_Despain_Resume_Marketing_Growth.docx
@@ -61,7 +61,7 @@
           <w:sz w:val="20"/>
           <w:szCs w:val="20"/>
         </w:rPr>
-        <w:t xml:space="preserve">Marketer who builds the site, the analytics, and the funnel, not just the campaign brief. Instrumented conversion tracking and SEO on multiple owned sites, built lead-generation funnels for a construction business, and directed international marketing/distribution for a CBD company and a nonprofit.</w:t>
+        <w:t xml:space="preserve">Marketer who builds the site, the analytics, and the funnel, not just the campaign brief. Instrumented conversion tracking and SEO on multiple owned sites, built lead-generation funnels for a construction business, and directed international marketing/distribution for a CBD company and a nonprofit. Most recently served as hiring manager and sales trainer for a seven-figure marketing company.</w:t>
       </w:r>
     </w:p>
     <w:p>
@@ -93,7 +93,7 @@
           <w:sz w:val="20"/>
           <w:szCs w:val="20"/>
         </w:rPr>
-        <w:t xml:space="preserve">SEO &amp; technical SEO (JSON-LD, sitemaps, OG/social cards) · GA4 &amp; conversion-event tracking · Lead-generation funnel design · Content strategy &amp; governance · Google Ads &amp; social media strategy · Launch strategy · International/cross-cultural marketing</w:t>
+        <w:t xml:space="preserve">SEO &amp; technical SEO (JSON-LD, sitemaps, OG/social cards) · GA4 &amp; conversion-event tracking · Lead-generation funnel design · Content strategy &amp; governance · Google Ads &amp; social media strategy · Sales hiring &amp; training · Launch strategy · International/cross-cultural marketing</w:t>
       </w:r>
     </w:p>
     <w:p>
@@ -394,6 +394,29 @@
           <w:szCs w:val="21"/>
         </w:rPr>
         <w:t xml:space="preserve"> · Jan 2022–Present</w:t>
+      </w:r>
+    </w:p>
+    <w:p>
+      <w:pPr>
+        <w:spacing w:after="40" w:before="140"/>
+      </w:pPr>
+      <w:r>
+        <w:rPr>
+          <w:rFonts w:ascii="Calibri" w:cs="Calibri" w:eastAsia="Calibri" w:hAnsi="Calibri"/>
+          <w:b/>
+          <w:bCs/>
+          <w:sz w:val="21"/>
+          <w:szCs w:val="21"/>
+        </w:rPr>
+        <w:t xml:space="preserve">Hiring Manager &amp; Sales Trainer · Leads to Sales</w:t>
+      </w:r>
+      <w:r>
+        <w:rPr>
+          <w:rFonts w:ascii="Calibri" w:cs="Calibri" w:eastAsia="Calibri" w:hAnsi="Calibri"/>
+          <w:sz w:val="21"/>
+          <w:szCs w:val="21"/>
+        </w:rPr>
+        <w:t xml:space="preserve"> · 2026</w:t>
       </w:r>
     </w:p>
     <w:p>
